--- a/fine_tuning/text_evaluation_metrics/2026.06.30_metrics_report.docx
+++ b/fine_tuning/text_evaluation_metrics/2026.06.30_metrics_report.docx
@@ -2,35 +2,10 @@
 <file path=word/document.xml><?xml version="1.0" encoding="utf-8"?>
 <w:document xmlns:wpc="http://schemas.microsoft.com/office/word/2010/wordprocessingCanvas" xmlns:cx="http://schemas.microsoft.com/office/drawing/2014/chartex" xmlns:cx1="http://schemas.microsoft.com/office/drawing/2015/9/8/chartex" xmlns:cx2="http://schemas.microsoft.com/office/drawing/2015/10/21/chartex" xmlns:cx3="http://schemas.microsoft.com/office/drawing/2016/5/9/chartex" xmlns:cx4="http://schemas.microsoft.com/office/drawing/2016/5/10/chartex" xmlns:cx5="http://schemas.microsoft.com/office/drawing/2016/5/11/chartex" xmlns:cx6="http://schemas.microsoft.com/office/drawing/2016/5/12/chartex" xmlns:cx7="http://schemas.microsoft.com/office/drawing/2016/5/13/chartex" xmlns:cx8="http://schemas.microsoft.com/office/drawing/2016/5/14/chartex" xmlns:mc="http://schemas.openxmlformats.org/markup-compatibility/2006" xmlns:aink="http://schemas.microsoft.com/office/drawing/2016/ink" xmlns:am3d="http://schemas.microsoft.com/office/drawing/2017/model3d" xmlns:o="urn:schemas-microsoft-com:office:office" xmlns:r="http://schemas.openxmlformats.org/officeDocument/2006/relationships" xmlns:m="http://schemas.openxmlformats.org/officeDocument/2006/math" xmlns:v="urn:schemas-microsoft-com:vml" xmlns:wp14="http://schemas.microsoft.com/office/word/2010/wordprocessingDrawing" xmlns:wp="http://schemas.openxmlformats.org/drawingml/2006/wordprocessingDrawing" xmlns:w10="urn:schemas-microsoft-com:office:word" xmlns:w="http://schemas.openxmlformats.org/wordprocessingml/2006/main" xmlns:w14="http://schemas.microsoft.com/office/word/2010/wordml" xmlns:w15="http://schemas.microsoft.com/office/word/2012/wordml" xmlns:w16cex="http://schemas.microsoft.com/office/word/2018/wordml/cex" xmlns:w16cid="http://schemas.microsoft.com/office/word/2016/wordml/cid" xmlns:w16="http://schemas.microsoft.com/office/word/2018/wordml" xmlns:w16sdtdh="http://schemas.microsoft.com/office/word/2020/wordml/sdtdatahash" xmlns:w16se="http://schemas.microsoft.com/office/word/2015/wordml/symex" xmlns:wpg="http://schemas.microsoft.com/office/word/2010/wordprocessingGroup" xmlns:wpi="http://schemas.microsoft.com/office/word/2010/wordprocessingInk" xmlns:wne="http://schemas.microsoft.com/office/word/2006/wordml" xmlns:wps="http://schemas.microsoft.com/office/word/2010/wordprocessingShape" mc:Ignorable="w14 w15 w16se w16cid w16 w16cex w16sdtdh wp14">
   <w:body>
-    <w:p>
-      <w:pPr>
-        <w:pStyle w:val="TOCHeading"/>
-        <w:spacing w:before="0" w:after="280"/>
-        <w:rPr>
-          <w:rFonts w:ascii="Times New Roman" w:eastAsia="Times New Roman" w:hAnsi="Times New Roman" w:cs="Times New Roman"/>
-          <w:color w:val="auto"/>
-          <w:sz w:val="28"/>
-          <w:szCs w:val="22"/>
-          <w:lang w:val="ru-RU" w:eastAsia="ru-RU"/>
-        </w:rPr>
-      </w:pPr>
-      <w:r>
-        <w:rPr>
-          <w:rFonts w:ascii="Times New Roman" w:eastAsia="Times New Roman" w:hAnsi="Times New Roman" w:cs="Times New Roman"/>
-          <w:color w:val="auto"/>
-          <w:sz w:val="28"/>
-          <w:szCs w:val="22"/>
-          <w:lang w:eastAsia="ru-RU"/>
-        </w:rPr>
-        <w:t xml:space="preserve"> </w:t>
-      </w:r>
-    </w:p>
     <w:sdt>
       <w:sdtPr>
         <w:rPr>
-          <w:rFonts w:ascii="Times New Roman" w:eastAsia="Times New Roman" w:hAnsi="Times New Roman" w:cs="Times New Roman"/>
-          <w:color w:val="auto"/>
-          <w:sz w:val="28"/>
+          <w:rFonts w:eastAsia="Times New Roman"/>
           <w:szCs w:val="22"/>
           <w:lang w:val="ru-RU" w:eastAsia="ru-RU"/>
         </w:rPr>
@@ -42,7 +17,7 @@
       </w:sdtPr>
       <w:sdtEndPr>
         <w:rPr>
-          <w:b/>
+          <w:rFonts w:cs="Times New Roman"/>
           <w:bCs/>
           <w:noProof/>
         </w:rPr>
@@ -51,25 +26,8 @@
         <w:p>
           <w:pPr>
             <w:pStyle w:val="TOCHeading"/>
-            <w:spacing w:before="0" w:after="280"/>
-            <w:rPr>
-              <w:rFonts w:ascii="Times New Roman" w:hAnsi="Times New Roman" w:cs="Times New Roman"/>
-              <w:b/>
-              <w:bCs/>
-              <w:color w:val="auto"/>
-              <w:sz w:val="28"/>
-              <w:szCs w:val="28"/>
-            </w:rPr>
           </w:pPr>
           <w:r>
-            <w:rPr>
-              <w:rFonts w:ascii="Times New Roman" w:hAnsi="Times New Roman" w:cs="Times New Roman"/>
-              <w:b/>
-              <w:bCs/>
-              <w:color w:val="auto"/>
-              <w:sz w:val="28"/>
-              <w:szCs w:val="28"/>
-            </w:rPr>
             <w:t>Table of Contents</w:t>
           </w:r>
         </w:p>
@@ -94,13 +52,13 @@
           <w:r>
             <w:fldChar w:fldCharType="separate"/>
           </w:r>
-          <w:hyperlink w:anchor="_Toc233717685" w:history="1">
+          <w:hyperlink w:anchor="_Toc233719793" w:history="1">
             <w:r>
               <w:rPr>
                 <w:rStyle w:val="Hyperlink"/>
                 <w:noProof/>
               </w:rPr>
-              <w:t>1. Analysis of Metric Results for Belarusian Screening Test Set</w:t>
+              <w:t>1. Comparative Analysis of Radiology Report Generation Architectures on the Belarusian Screening Dataset</w:t>
             </w:r>
             <w:r>
               <w:rPr>
@@ -121,7 +79,7 @@
                 <w:noProof/>
                 <w:webHidden/>
               </w:rPr>
-              <w:instrText xml:space="preserve"> PAGEREF _Toc233717685 \h </w:instrText>
+              <w:instrText xml:space="preserve"> PAGEREF _Toc233719793 \h </w:instrText>
             </w:r>
             <w:r>
               <w:rPr>
@@ -164,7 +122,7 @@
               <w:sz w:val="22"/>
             </w:rPr>
           </w:pPr>
-          <w:hyperlink w:anchor="_Toc233717686" w:history="1">
+          <w:hyperlink w:anchor="_Toc233719794" w:history="1">
             <w:r>
               <w:rPr>
                 <w:rStyle w:val="Hyperlink"/>
@@ -191,7 +149,7 @@
                 <w:noProof/>
                 <w:webHidden/>
               </w:rPr>
-              <w:instrText xml:space="preserve"> PAGEREF _Toc233717686 \h </w:instrText>
+              <w:instrText xml:space="preserve"> PAGEREF _Toc233719794 \h </w:instrText>
             </w:r>
             <w:r>
               <w:rPr>
@@ -234,7 +192,7 @@
               <w:sz w:val="22"/>
             </w:rPr>
           </w:pPr>
-          <w:hyperlink w:anchor="_Toc233717687" w:history="1">
+          <w:hyperlink w:anchor="_Toc233719795" w:history="1">
             <w:r>
               <w:rPr>
                 <w:rStyle w:val="Hyperlink"/>
@@ -261,7 +219,7 @@
                 <w:noProof/>
                 <w:webHidden/>
               </w:rPr>
-              <w:instrText xml:space="preserve"> PAGEREF _Toc233717687 \h </w:instrText>
+              <w:instrText xml:space="preserve"> PAGEREF _Toc233719795 \h </w:instrText>
             </w:r>
             <w:r>
               <w:rPr>
@@ -304,7 +262,7 @@
               <w:sz w:val="22"/>
             </w:rPr>
           </w:pPr>
-          <w:hyperlink w:anchor="_Toc233717688" w:history="1">
+          <w:hyperlink w:anchor="_Toc233719796" w:history="1">
             <w:r>
               <w:rPr>
                 <w:rStyle w:val="Hyperlink"/>
@@ -331,7 +289,7 @@
                 <w:noProof/>
                 <w:webHidden/>
               </w:rPr>
-              <w:instrText xml:space="preserve"> PAGEREF _Toc233717688 \h </w:instrText>
+              <w:instrText xml:space="preserve"> PAGEREF _Toc233719796 \h </w:instrText>
             </w:r>
             <w:r>
               <w:rPr>
@@ -374,7 +332,7 @@
               <w:sz w:val="22"/>
             </w:rPr>
           </w:pPr>
-          <w:hyperlink w:anchor="_Toc233717689" w:history="1">
+          <w:hyperlink w:anchor="_Toc233719797" w:history="1">
             <w:r>
               <w:rPr>
                 <w:rStyle w:val="Hyperlink"/>
@@ -401,7 +359,7 @@
                 <w:noProof/>
                 <w:webHidden/>
               </w:rPr>
-              <w:instrText xml:space="preserve"> PAGEREF _Toc233717689 \h </w:instrText>
+              <w:instrText xml:space="preserve"> PAGEREF _Toc233719797 \h </w:instrText>
             </w:r>
             <w:r>
               <w:rPr>
@@ -449,56 +407,74 @@
       <w:pPr>
         <w:pStyle w:val="Heading1"/>
       </w:pPr>
-      <w:bookmarkStart w:id="0" w:name="_Toc233717685"/>
-      <w:r>
-        <w:t xml:space="preserve">Analysis of </w:t>
-      </w:r>
-      <w:bookmarkStart w:id="1" w:name="_Hlk232682437"/>
-      <w:r>
-        <w:t>Metric Results</w:t>
-      </w:r>
-      <w:r>
-        <w:t xml:space="preserve"> for Belarusian Screening Test Set</w:t>
+      <w:bookmarkStart w:id="0" w:name="_Toc233719793"/>
+      <w:r>
+        <w:t xml:space="preserve">Comparative Analysis of </w:t>
+      </w:r>
+      <w:r>
+        <w:t>Radiology Report Generation</w:t>
+      </w:r>
+      <w:r>
+        <w:t xml:space="preserve"> Architectures on the</w:t>
+      </w:r>
+      <w:r>
+        <w:t xml:space="preserve"> </w:t>
+      </w:r>
+      <w:r>
+        <w:t>Belarusian Screening Dataset</w:t>
       </w:r>
       <w:bookmarkEnd w:id="0"/>
+    </w:p>
+    <w:p>
+      <w:pPr>
+        <w:ind w:firstLine="708"/>
+        <w:rPr>
+          <w:lang w:val="en-US"/>
+        </w:rPr>
+      </w:pPr>
+      <w:r>
+        <w:rPr>
+          <w:lang w:val="en-US"/>
+        </w:rPr>
+        <w:t xml:space="preserve">In our previous Q11 report, we used three </w:t>
+      </w:r>
+      <w:r>
+        <w:rPr>
+          <w:lang w:val="en-US"/>
+        </w:rPr>
+        <w:t>Radiology Report Generation</w:t>
+      </w:r>
+      <w:r>
+        <w:rPr>
+          <w:lang w:val="en-US"/>
+        </w:rPr>
+        <w:t xml:space="preserve"> (RRG)</w:t>
+      </w:r>
+      <w:r>
+        <w:rPr>
+          <w:lang w:val="en-US"/>
+        </w:rPr>
+        <w:t xml:space="preserve"> methods</w:t>
+      </w:r>
+      <w:r>
+        <w:rPr>
+          <w:lang w:val="en-US"/>
+        </w:rPr>
+        <w:t xml:space="preserve"> for the </w:t>
+      </w:r>
+      <w:bookmarkStart w:id="1" w:name="_Hlk233719506"/>
+      <w:r>
+        <w:rPr>
+          <w:lang w:val="en-US"/>
+        </w:rPr>
+        <w:t>Belarusian</w:t>
+      </w:r>
       <w:bookmarkEnd w:id="1"/>
-    </w:p>
-    <w:p>
-      <w:pPr>
-        <w:ind w:firstLine="708"/>
-        <w:rPr>
-          <w:lang w:val="en-US"/>
-        </w:rPr>
-      </w:pPr>
-      <w:r>
-        <w:rPr>
-          <w:lang w:val="en-US"/>
-        </w:rPr>
-        <w:t xml:space="preserve">In our previous Q11 report, we used three </w:t>
-      </w:r>
-      <w:r>
-        <w:rPr>
-          <w:lang w:val="en-US"/>
-        </w:rPr>
-        <w:t>Radiology Report Generation</w:t>
-      </w:r>
-      <w:r>
-        <w:rPr>
-          <w:lang w:val="en-US"/>
-        </w:rPr>
-        <w:t xml:space="preserve"> (RRG)</w:t>
-      </w:r>
-      <w:r>
-        <w:rPr>
-          <w:lang w:val="en-US"/>
-        </w:rPr>
-        <w:t xml:space="preserve"> methods</w:t>
-      </w:r>
-      <w:r>
-        <w:rPr>
-          <w:lang w:val="en-US"/>
-        </w:rPr>
-        <w:t xml:space="preserve"> for the Belarusian screening test </w:t>
+      <w:r>
+        <w:rPr>
+          <w:lang w:val="en-US"/>
+        </w:rPr>
+        <w:t xml:space="preserve"> screening test </w:t>
       </w:r>
       <w:r>
         <w:rPr>
@@ -786,7 +762,7 @@
       <w:pPr>
         <w:pStyle w:val="Heading2"/>
       </w:pPr>
-      <w:bookmarkStart w:id="3" w:name="_Toc233717686"/>
+      <w:bookmarkStart w:id="3" w:name="_Toc233719794"/>
       <w:r>
         <w:t>Metrics Description</w:t>
       </w:r>
@@ -1607,7 +1583,7 @@
       <w:pPr>
         <w:pStyle w:val="Heading2"/>
       </w:pPr>
-      <w:bookmarkStart w:id="4" w:name="_Toc233717687"/>
+      <w:bookmarkStart w:id="4" w:name="_Toc233719795"/>
       <w:r>
         <w:t>The</w:t>
       </w:r>
@@ -2625,9 +2601,8 @@
     <w:p>
       <w:pPr>
         <w:pStyle w:val="Heading2"/>
-        <w:ind w:left="1066" w:hanging="357"/>
-      </w:pPr>
-      <w:bookmarkStart w:id="7" w:name="_Toc233717688"/>
+      </w:pPr>
+      <w:bookmarkStart w:id="7" w:name="_Toc233719796"/>
       <w:r>
         <w:t>Discussion</w:t>
       </w:r>
@@ -4015,7 +3990,7 @@
       <w:pPr>
         <w:pStyle w:val="Heading2"/>
       </w:pPr>
-      <w:bookmarkStart w:id="9" w:name="_Toc233717689"/>
+      <w:bookmarkStart w:id="9" w:name="_Toc233719797"/>
       <w:r>
         <w:lastRenderedPageBreak/>
         <w:t>Conclusions</w:t>
@@ -4193,7 +4168,7 @@
   <w:abstractNum w:abstractNumId="0" w15:restartNumberingAfterBreak="0">
     <w:nsid w:val="615135BF"/>
     <w:multiLevelType w:val="multilevel"/>
-    <w:tmpl w:val="C3EE3EBA"/>
+    <w:tmpl w:val="74FC4B54"/>
     <w:lvl w:ilvl="0">
       <w:start w:val="1"/>
       <w:numFmt w:val="decimal"/>
@@ -4421,7 +4396,7 @@
   <w:abstractNum w:abstractNumId="2" w15:restartNumberingAfterBreak="0">
     <w:nsid w:val="77803458"/>
     <w:multiLevelType w:val="multilevel"/>
-    <w:tmpl w:val="8A545408"/>
+    <w:tmpl w:val="3D16F58E"/>
     <w:lvl w:ilvl="0">
       <w:start w:val="1"/>
       <w:numFmt w:val="decimal"/>
@@ -4969,14 +4944,14 @@
     <w:link w:val="Heading1Char"/>
     <w:autoRedefine/>
     <w:qFormat/>
-    <w:rsid w:val="00E67703"/>
+    <w:rsid w:val="00E63EC1"/>
     <w:pPr>
       <w:keepNext/>
       <w:numPr>
         <w:numId w:val="2"/>
       </w:numPr>
       <w:spacing w:after="280"/>
-      <w:ind w:left="1066" w:hanging="357"/>
+      <w:ind w:left="1021" w:hanging="312"/>
       <w:outlineLvl w:val="0"/>
     </w:pPr>
     <w:rPr>
@@ -4992,7 +4967,7 @@
     <w:uiPriority w:val="9"/>
     <w:unhideWhenUsed/>
     <w:qFormat/>
-    <w:rsid w:val="00A477AC"/>
+    <w:rsid w:val="00E63EC1"/>
     <w:pPr>
       <w:keepNext/>
       <w:keepLines/>
@@ -5042,7 +5017,7 @@
     <w:name w:val="Heading 1 Char"/>
     <w:basedOn w:val="DefaultParagraphFont"/>
     <w:link w:val="Heading1"/>
-    <w:rsid w:val="00E67703"/>
+    <w:rsid w:val="00E63EC1"/>
     <w:rPr>
       <w:rFonts w:ascii="Times New Roman" w:hAnsi="Times New Roman" w:cs="Times New Roman"/>
       <w:b/>
@@ -5188,7 +5163,7 @@
     <w:basedOn w:val="DefaultParagraphFont"/>
     <w:link w:val="Heading2"/>
     <w:uiPriority w:val="9"/>
-    <w:rsid w:val="00A477AC"/>
+    <w:rsid w:val="00E63EC1"/>
     <w:rPr>
       <w:rFonts w:ascii="Times New Roman" w:eastAsiaTheme="majorEastAsia" w:hAnsi="Times New Roman" w:cstheme="majorBidi"/>
       <w:b/>
@@ -5204,21 +5179,17 @@
     <w:uiPriority w:val="39"/>
     <w:unhideWhenUsed/>
     <w:qFormat/>
-    <w:rsid w:val="0072580E"/>
+    <w:rsid w:val="00E63EC1"/>
     <w:pPr>
       <w:keepLines/>
       <w:numPr>
         <w:numId w:val="0"/>
       </w:numPr>
-      <w:spacing w:before="240" w:after="0" w:line="259" w:lineRule="auto"/>
       <w:jc w:val="left"/>
       <w:outlineLvl w:val="9"/>
     </w:pPr>
     <w:rPr>
-      <w:rFonts w:asciiTheme="majorHAnsi" w:eastAsiaTheme="majorEastAsia" w:hAnsiTheme="majorHAnsi" w:cstheme="majorBidi"/>
-      <w:b w:val="0"/>
-      <w:color w:val="2F5496" w:themeColor="accent1" w:themeShade="BF"/>
-      <w:sz w:val="32"/>
+      <w:rFonts w:eastAsiaTheme="majorEastAsia" w:cstheme="majorBidi"/>
       <w:szCs w:val="32"/>
       <w:lang w:eastAsia="en-US"/>
     </w:rPr>

--- a/fine_tuning/text_evaluation_metrics/2026.06.30_metrics_report.docx
+++ b/fine_tuning/text_evaluation_metrics/2026.06.30_metrics_report.docx
@@ -5,7 +5,8 @@
     <w:sdt>
       <w:sdtPr>
         <w:rPr>
-          <w:rFonts w:eastAsia="Times New Roman"/>
+          <w:rFonts w:eastAsia="Times New Roman" w:cs="Times New Roman"/>
+          <w:b w:val="0"/>
           <w:szCs w:val="22"/>
           <w:lang w:val="ru-RU" w:eastAsia="ru-RU"/>
         </w:rPr>
@@ -17,7 +18,6 @@
       </w:sdtPr>
       <w:sdtEndPr>
         <w:rPr>
-          <w:rFonts w:cs="Times New Roman"/>
           <w:bCs/>
           <w:noProof/>
         </w:rPr>
@@ -52,7 +52,7 @@
           <w:r>
             <w:fldChar w:fldCharType="separate"/>
           </w:r>
-          <w:hyperlink w:anchor="_Toc233719793" w:history="1">
+          <w:hyperlink w:anchor="_Toc233723017" w:history="1">
             <w:r>
               <w:rPr>
                 <w:rStyle w:val="Hyperlink"/>
@@ -79,7 +79,7 @@
                 <w:noProof/>
                 <w:webHidden/>
               </w:rPr>
-              <w:instrText xml:space="preserve"> PAGEREF _Toc233719793 \h </w:instrText>
+              <w:instrText xml:space="preserve"> PAGEREF _Toc233723017 \h </w:instrText>
             </w:r>
             <w:r>
               <w:rPr>
@@ -122,7 +122,7 @@
               <w:sz w:val="22"/>
             </w:rPr>
           </w:pPr>
-          <w:hyperlink w:anchor="_Toc233719794" w:history="1">
+          <w:hyperlink w:anchor="_Toc233723018" w:history="1">
             <w:r>
               <w:rPr>
                 <w:rStyle w:val="Hyperlink"/>
@@ -149,7 +149,7 @@
                 <w:noProof/>
                 <w:webHidden/>
               </w:rPr>
-              <w:instrText xml:space="preserve"> PAGEREF _Toc233719794 \h </w:instrText>
+              <w:instrText xml:space="preserve"> PAGEREF _Toc233723018 \h </w:instrText>
             </w:r>
             <w:r>
               <w:rPr>
@@ -192,7 +192,7 @@
               <w:sz w:val="22"/>
             </w:rPr>
           </w:pPr>
-          <w:hyperlink w:anchor="_Toc233719795" w:history="1">
+          <w:hyperlink w:anchor="_Toc233723019" w:history="1">
             <w:r>
               <w:rPr>
                 <w:rStyle w:val="Hyperlink"/>
@@ -219,7 +219,7 @@
                 <w:noProof/>
                 <w:webHidden/>
               </w:rPr>
-              <w:instrText xml:space="preserve"> PAGEREF _Toc233719795 \h </w:instrText>
+              <w:instrText xml:space="preserve"> PAGEREF _Toc233723019 \h </w:instrText>
             </w:r>
             <w:r>
               <w:rPr>
@@ -262,7 +262,7 @@
               <w:sz w:val="22"/>
             </w:rPr>
           </w:pPr>
-          <w:hyperlink w:anchor="_Toc233719796" w:history="1">
+          <w:hyperlink w:anchor="_Toc233723020" w:history="1">
             <w:r>
               <w:rPr>
                 <w:rStyle w:val="Hyperlink"/>
@@ -289,7 +289,7 @@
                 <w:noProof/>
                 <w:webHidden/>
               </w:rPr>
-              <w:instrText xml:space="preserve"> PAGEREF _Toc233719796 \h </w:instrText>
+              <w:instrText xml:space="preserve"> PAGEREF _Toc233723020 \h </w:instrText>
             </w:r>
             <w:r>
               <w:rPr>
@@ -332,7 +332,7 @@
               <w:sz w:val="22"/>
             </w:rPr>
           </w:pPr>
-          <w:hyperlink w:anchor="_Toc233719797" w:history="1">
+          <w:hyperlink w:anchor="_Toc233723021" w:history="1">
             <w:r>
               <w:rPr>
                 <w:rStyle w:val="Hyperlink"/>
@@ -359,7 +359,7 @@
                 <w:noProof/>
                 <w:webHidden/>
               </w:rPr>
-              <w:instrText xml:space="preserve"> PAGEREF _Toc233719797 \h </w:instrText>
+              <w:instrText xml:space="preserve"> PAGEREF _Toc233723021 \h </w:instrText>
             </w:r>
             <w:r>
               <w:rPr>
@@ -407,7 +407,7 @@
       <w:pPr>
         <w:pStyle w:val="Heading1"/>
       </w:pPr>
-      <w:bookmarkStart w:id="0" w:name="_Toc233719793"/>
+      <w:bookmarkStart w:id="0" w:name="_Toc233723017"/>
       <w:r>
         <w:t xml:space="preserve">Comparative Analysis of </w:t>
       </w:r>
@@ -762,7 +762,7 @@
       <w:pPr>
         <w:pStyle w:val="Heading2"/>
       </w:pPr>
-      <w:bookmarkStart w:id="3" w:name="_Toc233719794"/>
+      <w:bookmarkStart w:id="3" w:name="_Toc233723018"/>
       <w:r>
         <w:t>Metrics Description</w:t>
       </w:r>
@@ -1583,7 +1583,7 @@
       <w:pPr>
         <w:pStyle w:val="Heading2"/>
       </w:pPr>
-      <w:bookmarkStart w:id="4" w:name="_Toc233719795"/>
+      <w:bookmarkStart w:id="4" w:name="_Toc233723019"/>
       <w:r>
         <w:t>The</w:t>
       </w:r>
@@ -2602,7 +2602,7 @@
       <w:pPr>
         <w:pStyle w:val="Heading2"/>
       </w:pPr>
-      <w:bookmarkStart w:id="7" w:name="_Toc233719796"/>
+      <w:bookmarkStart w:id="7" w:name="_Toc233723020"/>
       <w:r>
         <w:t>Discussion</w:t>
       </w:r>
@@ -3379,7 +3379,7 @@
                 <w:szCs w:val="24"/>
                 <w:lang w:val="en-US"/>
               </w:rPr>
-              <w:t>0.678</w:t>
+              <w:t>0.712</w:t>
             </w:r>
             <w:r>
               <w:rPr>
@@ -3388,7 +3388,7 @@
                 <w:lang w:val="en-US"/>
               </w:rPr>
               <w:br/>
-              <w:t>(RadAlign-2025)</w:t>
+              <w:t>(UniRG-CXR-2026)</w:t>
             </w:r>
           </w:p>
           <w:p>
@@ -3416,7 +3416,7 @@
                 <w:szCs w:val="24"/>
                 <w:lang w:val="en-US"/>
               </w:rPr>
-              <w:t>0.712</w:t>
+              <w:t>0.678</w:t>
             </w:r>
             <w:r>
               <w:rPr>
@@ -3425,7 +3425,7 @@
                 <w:lang w:val="en-US"/>
               </w:rPr>
               <w:br/>
-              <w:t>(UniRG-CXR-2026)</w:t>
+              <w:t>(RadAlign-2025)</w:t>
             </w:r>
           </w:p>
         </w:tc>
@@ -3526,7 +3526,7 @@
                 <w:szCs w:val="24"/>
                 <w:lang w:val="en-US"/>
               </w:rPr>
-              <w:t>0.418</w:t>
+              <w:t>0.485</w:t>
             </w:r>
             <w:r>
               <w:rPr>
@@ -3535,7 +3535,7 @@
                 <w:lang w:val="en-US"/>
               </w:rPr>
               <w:br/>
-              <w:t>(Hybrid Graph Net)</w:t>
+              <w:t>(MedVersa-2026)</w:t>
             </w:r>
           </w:p>
           <w:p>
@@ -3563,7 +3563,7 @@
                 <w:szCs w:val="24"/>
                 <w:lang w:val="en-US"/>
               </w:rPr>
-              <w:t>0.485</w:t>
+              <w:t>0.418</w:t>
             </w:r>
             <w:r>
               <w:rPr>
@@ -3572,7 +3572,7 @@
                 <w:lang w:val="en-US"/>
               </w:rPr>
               <w:br/>
-              <w:t>(MedVersa-2026)</w:t>
+              <w:t>(Hybrid Graph Net)</w:t>
             </w:r>
           </w:p>
         </w:tc>
@@ -3990,7 +3990,7 @@
       <w:pPr>
         <w:pStyle w:val="Heading2"/>
       </w:pPr>
-      <w:bookmarkStart w:id="9" w:name="_Toc233719797"/>
+      <w:bookmarkStart w:id="9" w:name="_Toc233723021"/>
       <w:r>
         <w:lastRenderedPageBreak/>
         <w:t>Conclusions</w:t>
